--- a/KHBD_Robotics/Lớp_7/Tuần_15/KHBD_Robotics_Lớp_7_Tiet13_Bai_11_Luc_hap_dan.docx
+++ b/KHBD_Robotics/Lớp_7/Tuần_15/KHBD_Robotics_Lớp_7_Tiet13_Bai_11_Luc_hap_dan.docx
@@ -305,7 +305,7 @@
           <w:i w:val="0"/>
           <w:sz w:val="26"/>
         </w:rPr>
-        <w:t>- Trọng lực và ứng dụng</w:t>
+        <w:t>- Nêu được khái niệm lực hấp dẫn, trọng lực.</w:t>
       </w:r>
     </w:p>
     <w:p>
@@ -321,7 +321,7 @@
           <w:i w:val="0"/>
           <w:sz w:val="26"/>
         </w:rPr>
-        <w:t>- Chế tạo robot Rodeo sử dụng lực hấp dẫn</w:t>
+        <w:t>- Nêu được vai trò của trọng lực đối với đời sống con người.</w:t>
       </w:r>
     </w:p>
     <w:p>
@@ -856,165 +856,164 @@
               <w:spacing w:line="276" w:lineRule="auto" w:after="40"/>
               <w:jc w:val="left"/>
             </w:pPr>
-            <w:r/>
-            <w:r>
-              <w:rPr>
-                <w:rFonts w:ascii="Times New Roman" w:hAnsi="Times New Roman" w:cs="Times New Roman" w:eastAsia="Times New Roman"/>
-                <w:b w:val="0"/>
-                <w:i w:val="0"/>
-                <w:sz w:val="26"/>
-              </w:rPr>
-              <w:t>Bước 1: Chuyển giao nhiệm vụ học tập:</w:t>
-            </w:r>
-          </w:p>
-          <w:p>
-            <w:pPr>
-              <w:spacing w:line="276" w:lineRule="auto" w:after="40"/>
-              <w:jc w:val="left"/>
-            </w:pPr>
-            <w:r>
-              <w:rPr>
-                <w:rFonts w:ascii="Times New Roman" w:hAnsi="Times New Roman" w:cs="Times New Roman" w:eastAsia="Times New Roman"/>
-                <w:b w:val="0"/>
-                <w:i w:val="0"/>
-                <w:sz w:val="26"/>
-              </w:rPr>
-              <w:t>- GV trình chiếu clip/hình ảnh thực tế liên quan đến Bài 11. Lực hấp dẫn.</w:t>
-            </w:r>
-          </w:p>
-          <w:p>
-            <w:pPr>
-              <w:spacing w:line="276" w:lineRule="auto" w:after="40"/>
-              <w:jc w:val="left"/>
-            </w:pPr>
-            <w:r>
-              <w:rPr>
-                <w:rFonts w:ascii="Times New Roman" w:hAnsi="Times New Roman" w:cs="Times New Roman" w:eastAsia="Times New Roman"/>
-                <w:b w:val="0"/>
-                <w:i w:val="0"/>
-                <w:sz w:val="26"/>
-              </w:rPr>
-              <w:t>- Yêu cầu HS quan sát và phân tích cơ chế chuyển động.</w:t>
-            </w:r>
-          </w:p>
-          <w:p>
-            <w:pPr>
-              <w:spacing w:line="276" w:lineRule="auto" w:after="40"/>
-              <w:jc w:val="left"/>
-            </w:pPr>
-            <w:r>
-              <w:rPr>
-                <w:rFonts w:ascii="Times New Roman" w:hAnsi="Times New Roman" w:cs="Times New Roman" w:eastAsia="Times New Roman"/>
-                <w:b w:val="0"/>
-                <w:i w:val="0"/>
-                <w:sz w:val="26"/>
-              </w:rPr>
-              <w:t>Bước 2: Học sinh tiếp nhận nhiệm vụ học tập:</w:t>
-            </w:r>
-          </w:p>
-          <w:p>
-            <w:pPr>
-              <w:spacing w:line="276" w:lineRule="auto" w:after="40"/>
-              <w:jc w:val="left"/>
-            </w:pPr>
-            <w:r>
-              <w:rPr>
-                <w:rFonts w:ascii="Times New Roman" w:hAnsi="Times New Roman" w:cs="Times New Roman" w:eastAsia="Times New Roman"/>
-                <w:b w:val="0"/>
-                <w:i w:val="0"/>
-                <w:sz w:val="26"/>
-              </w:rPr>
-              <w:t>- HS tập trung quan sát màn chiếu, lắng nghe câu hỏi dẫn dắt.</w:t>
-            </w:r>
-          </w:p>
-          <w:p>
-            <w:pPr>
-              <w:spacing w:line="276" w:lineRule="auto" w:after="40"/>
-              <w:jc w:val="left"/>
-            </w:pPr>
-            <w:r>
-              <w:rPr>
-                <w:rFonts w:ascii="Times New Roman" w:hAnsi="Times New Roman" w:cs="Times New Roman" w:eastAsia="Times New Roman"/>
-                <w:b w:val="0"/>
-                <w:i w:val="0"/>
-                <w:sz w:val="26"/>
-              </w:rPr>
-              <w:t>- HS thảo luận nhanh theo nhóm bàn, đối chiếu hiện tượng.</w:t>
-            </w:r>
-          </w:p>
-          <w:p>
-            <w:pPr>
-              <w:spacing w:line="276" w:lineRule="auto" w:after="40"/>
-              <w:jc w:val="left"/>
-            </w:pPr>
-            <w:r>
-              <w:rPr>
-                <w:rFonts w:ascii="Times New Roman" w:hAnsi="Times New Roman" w:cs="Times New Roman" w:eastAsia="Times New Roman"/>
-                <w:b w:val="0"/>
-                <w:i w:val="0"/>
-                <w:sz w:val="26"/>
-              </w:rPr>
-              <w:t>Bước 3: Báo cáo kết quả hoạt động:</w:t>
-            </w:r>
-          </w:p>
-          <w:p>
-            <w:pPr>
-              <w:spacing w:line="276" w:lineRule="auto" w:after="40"/>
-              <w:jc w:val="left"/>
-            </w:pPr>
-            <w:r>
-              <w:rPr>
-                <w:rFonts w:ascii="Times New Roman" w:hAnsi="Times New Roman" w:cs="Times New Roman" w:eastAsia="Times New Roman"/>
-                <w:b w:val="0"/>
-                <w:i w:val="0"/>
-                <w:sz w:val="26"/>
-              </w:rPr>
-              <w:t>- 2 đại diện HS trả lời câu hỏi khởi động.</w:t>
-            </w:r>
-          </w:p>
-          <w:p>
-            <w:pPr>
-              <w:spacing w:line="276" w:lineRule="auto" w:after="40"/>
-              <w:jc w:val="left"/>
-            </w:pPr>
-            <w:r>
-              <w:rPr>
-                <w:rFonts w:ascii="Times New Roman" w:hAnsi="Times New Roman" w:cs="Times New Roman" w:eastAsia="Times New Roman"/>
-                <w:b w:val="0"/>
-                <w:i w:val="0"/>
-                <w:sz w:val="26"/>
-              </w:rPr>
-              <w:t>- Nêu giả thuyết và nguyên lý vận hành ban đầu.</w:t>
-            </w:r>
-          </w:p>
-          <w:p>
-            <w:pPr>
-              <w:spacing w:line="276" w:lineRule="auto" w:after="40"/>
-              <w:jc w:val="left"/>
-            </w:pPr>
-            <w:r>
-              <w:rPr>
-                <w:rFonts w:ascii="Times New Roman" w:hAnsi="Times New Roman" w:cs="Times New Roman" w:eastAsia="Times New Roman"/>
-                <w:b w:val="0"/>
-                <w:i w:val="0"/>
-                <w:sz w:val="26"/>
-              </w:rPr>
-              <w:t>Bước 4: Đánh giá kết quả thực hiện nhiệm vụ:</w:t>
-            </w:r>
-          </w:p>
-          <w:p>
-            <w:pPr>
-              <w:spacing w:line="276" w:lineRule="auto" w:after="40"/>
-              <w:jc w:val="left"/>
-            </w:pPr>
-            <w:r>
-              <w:rPr>
-                <w:rFonts w:ascii="Times New Roman" w:hAnsi="Times New Roman" w:cs="Times New Roman" w:eastAsia="Times New Roman"/>
-                <w:b w:val="0"/>
-                <w:i w:val="0"/>
-                <w:sz w:val="26"/>
-              </w:rPr>
-              <w:t>- GV nhận xét, chuẩn hóa kiến thức và dẫn dắt vào bài mới.</w:t>
+            <w:r>
+              <w:rPr>
+                <w:rFonts w:ascii="Times New Roman" w:hAnsi="Times New Roman"/>
+                <w:sz w:val="26"/>
+              </w:rPr>
+              <w:t>+ GV cho HS xem video và đặt câu hỏi.</w:t>
+              <w:br/>
+              <w:t>+ HS quan sát video và trả lời câu hỏi.</w:t>
+              <w:br/>
+              <w:t>+ GV lắng nghe và nhận xét.</w:t>
+            </w:r>
+            <w:r>
+              <w:rPr>
+                <w:rFonts w:ascii="Times New Roman" w:hAnsi="Times New Roman" w:cs="Times New Roman" w:eastAsia="Times New Roman"/>
+                <w:b w:val="0"/>
+                <w:i w:val="0"/>
+                <w:sz w:val="26"/>
+              </w:rPr>
+            </w:r>
+          </w:p>
+          <w:p>
+            <w:pPr>
+              <w:spacing w:line="276" w:lineRule="auto" w:after="40"/>
+              <w:jc w:val="left"/>
+            </w:pPr>
+            <w:r>
+              <w:rPr>
+                <w:rFonts w:ascii="Times New Roman" w:hAnsi="Times New Roman" w:cs="Times New Roman" w:eastAsia="Times New Roman"/>
+                <w:b w:val="0"/>
+                <w:i w:val="0"/>
+                <w:sz w:val="26"/>
+              </w:rPr>
+            </w:r>
+          </w:p>
+          <w:p>
+            <w:pPr>
+              <w:spacing w:line="276" w:lineRule="auto" w:after="40"/>
+              <w:jc w:val="left"/>
+            </w:pPr>
+            <w:r>
+              <w:rPr>
+                <w:rFonts w:ascii="Times New Roman" w:hAnsi="Times New Roman" w:cs="Times New Roman" w:eastAsia="Times New Roman"/>
+                <w:b w:val="0"/>
+                <w:i w:val="0"/>
+                <w:sz w:val="26"/>
+              </w:rPr>
+            </w:r>
+          </w:p>
+          <w:p>
+            <w:pPr>
+              <w:spacing w:line="276" w:lineRule="auto" w:after="40"/>
+              <w:jc w:val="left"/>
+            </w:pPr>
+            <w:r>
+              <w:rPr>
+                <w:rFonts w:ascii="Times New Roman" w:hAnsi="Times New Roman" w:cs="Times New Roman" w:eastAsia="Times New Roman"/>
+                <w:b w:val="0"/>
+                <w:i w:val="0"/>
+                <w:sz w:val="26"/>
+              </w:rPr>
+            </w:r>
+          </w:p>
+          <w:p>
+            <w:pPr>
+              <w:spacing w:line="276" w:lineRule="auto" w:after="40"/>
+              <w:jc w:val="left"/>
+            </w:pPr>
+            <w:r>
+              <w:rPr>
+                <w:rFonts w:ascii="Times New Roman" w:hAnsi="Times New Roman" w:cs="Times New Roman" w:eastAsia="Times New Roman"/>
+                <w:b w:val="0"/>
+                <w:i w:val="0"/>
+                <w:sz w:val="26"/>
+              </w:rPr>
+            </w:r>
+          </w:p>
+          <w:p>
+            <w:pPr>
+              <w:spacing w:line="276" w:lineRule="auto" w:after="40"/>
+              <w:jc w:val="left"/>
+            </w:pPr>
+            <w:r>
+              <w:rPr>
+                <w:rFonts w:ascii="Times New Roman" w:hAnsi="Times New Roman" w:cs="Times New Roman" w:eastAsia="Times New Roman"/>
+                <w:b w:val="0"/>
+                <w:i w:val="0"/>
+                <w:sz w:val="26"/>
+              </w:rPr>
+            </w:r>
+          </w:p>
+          <w:p>
+            <w:pPr>
+              <w:spacing w:line="276" w:lineRule="auto" w:after="40"/>
+              <w:jc w:val="left"/>
+            </w:pPr>
+            <w:r>
+              <w:rPr>
+                <w:rFonts w:ascii="Times New Roman" w:hAnsi="Times New Roman" w:cs="Times New Roman" w:eastAsia="Times New Roman"/>
+                <w:b w:val="0"/>
+                <w:i w:val="0"/>
+                <w:sz w:val="26"/>
+              </w:rPr>
+            </w:r>
+          </w:p>
+          <w:p>
+            <w:pPr>
+              <w:spacing w:line="276" w:lineRule="auto" w:after="40"/>
+              <w:jc w:val="left"/>
+            </w:pPr>
+            <w:r>
+              <w:rPr>
+                <w:rFonts w:ascii="Times New Roman" w:hAnsi="Times New Roman" w:cs="Times New Roman" w:eastAsia="Times New Roman"/>
+                <w:b w:val="0"/>
+                <w:i w:val="0"/>
+                <w:sz w:val="26"/>
+              </w:rPr>
+            </w:r>
+          </w:p>
+          <w:p>
+            <w:pPr>
+              <w:spacing w:line="276" w:lineRule="auto" w:after="40"/>
+              <w:jc w:val="left"/>
+            </w:pPr>
+            <w:r>
+              <w:rPr>
+                <w:rFonts w:ascii="Times New Roman" w:hAnsi="Times New Roman" w:cs="Times New Roman" w:eastAsia="Times New Roman"/>
+                <w:b w:val="0"/>
+                <w:i w:val="0"/>
+                <w:sz w:val="26"/>
+              </w:rPr>
+            </w:r>
+          </w:p>
+          <w:p>
+            <w:pPr>
+              <w:spacing w:line="276" w:lineRule="auto" w:after="40"/>
+              <w:jc w:val="left"/>
+            </w:pPr>
+            <w:r>
+              <w:rPr>
+                <w:rFonts w:ascii="Times New Roman" w:hAnsi="Times New Roman" w:cs="Times New Roman" w:eastAsia="Times New Roman"/>
+                <w:b w:val="0"/>
+                <w:i w:val="0"/>
+                <w:sz w:val="26"/>
+              </w:rPr>
+            </w:r>
+          </w:p>
+          <w:p>
+            <w:pPr>
+              <w:spacing w:line="276" w:lineRule="auto" w:after="40"/>
+              <w:jc w:val="left"/>
+            </w:pPr>
+            <w:r>
+              <w:rPr>
+                <w:rFonts w:ascii="Times New Roman" w:hAnsi="Times New Roman" w:cs="Times New Roman" w:eastAsia="Times New Roman"/>
+                <w:b w:val="0"/>
+                <w:i w:val="0"/>
+                <w:sz w:val="26"/>
+              </w:rPr>
             </w:r>
           </w:p>
         </w:tc>
@@ -1033,30 +1032,38 @@
               <w:spacing w:line="276" w:lineRule="auto" w:after="40"/>
               <w:jc w:val="left"/>
             </w:pPr>
-            <w:r/>
-            <w:r>
-              <w:rPr>
-                <w:rFonts w:ascii="Times New Roman" w:hAnsi="Times New Roman" w:cs="Times New Roman" w:eastAsia="Times New Roman"/>
-                <w:b w:val="0"/>
-                <w:i w:val="0"/>
-                <w:sz w:val="26"/>
-              </w:rPr>
-              <w:t>HS nhận diện được vấn đề kỹ thuật của bài học.</w:t>
-            </w:r>
-          </w:p>
-          <w:p>
-            <w:pPr>
-              <w:spacing w:line="276" w:lineRule="auto" w:after="40"/>
-              <w:jc w:val="left"/>
-            </w:pPr>
-            <w:r>
-              <w:rPr>
-                <w:rFonts w:ascii="Times New Roman" w:hAnsi="Times New Roman" w:cs="Times New Roman" w:eastAsia="Times New Roman"/>
-                <w:b w:val="0"/>
-                <w:i w:val="0"/>
-                <w:sz w:val="26"/>
-              </w:rPr>
-              <w:t>HS sẵn sàng bước vào hoạt động chính.</w:t>
+            <w:r>
+              <w:rPr>
+                <w:rFonts w:ascii="Times New Roman" w:hAnsi="Times New Roman"/>
+                <w:sz w:val="26"/>
+              </w:rPr>
+              <w:t>Câu trả lời của HS.</w:t>
+              <w:br/>
+              <w:t>+ Câu hỏi 1: Video đề cập đến vấn đề gì?</w:t>
+              <w:br/>
+              <w:t>+ Câu hỏi 2: Tại sao các quả táo trong video khi bị ném đều có xu hướng rơi xuống đất?</w:t>
+            </w:r>
+            <w:r>
+              <w:rPr>
+                <w:rFonts w:ascii="Times New Roman" w:hAnsi="Times New Roman" w:cs="Times New Roman" w:eastAsia="Times New Roman"/>
+                <w:b w:val="0"/>
+                <w:i w:val="0"/>
+                <w:sz w:val="26"/>
+              </w:rPr>
+            </w:r>
+          </w:p>
+          <w:p>
+            <w:pPr>
+              <w:spacing w:line="276" w:lineRule="auto" w:after="40"/>
+              <w:jc w:val="left"/>
+            </w:pPr>
+            <w:r>
+              <w:rPr>
+                <w:rFonts w:ascii="Times New Roman" w:hAnsi="Times New Roman" w:cs="Times New Roman" w:eastAsia="Times New Roman"/>
+                <w:b w:val="0"/>
+                <w:i w:val="0"/>
+                <w:sz w:val="26"/>
+              </w:rPr>
             </w:r>
           </w:p>
         </w:tc>
@@ -1264,165 +1271,162 @@
               <w:spacing w:line="276" w:lineRule="auto" w:after="40"/>
               <w:jc w:val="left"/>
             </w:pPr>
-            <w:r/>
-            <w:r>
-              <w:rPr>
-                <w:rFonts w:ascii="Times New Roman" w:hAnsi="Times New Roman" w:cs="Times New Roman" w:eastAsia="Times New Roman"/>
-                <w:b w:val="0"/>
-                <w:i w:val="0"/>
-                <w:sz w:val="26"/>
-              </w:rPr>
-              <w:t>Bước 1: Chuyển giao nhiệm vụ học tập:</w:t>
-            </w:r>
-          </w:p>
-          <w:p>
-            <w:pPr>
-              <w:spacing w:line="276" w:lineRule="auto" w:after="40"/>
-              <w:jc w:val="left"/>
-            </w:pPr>
-            <w:r>
-              <w:rPr>
-                <w:rFonts w:ascii="Times New Roman" w:hAnsi="Times New Roman" w:cs="Times New Roman" w:eastAsia="Times New Roman"/>
-                <w:b w:val="0"/>
-                <w:i w:val="0"/>
-                <w:sz w:val="26"/>
-              </w:rPr>
-              <w:t>- GV phát phiếu hướng dẫn và trình chiếu sơ đồ 2D/3D của Bài 11. Lực hấp dẫn.</w:t>
-            </w:r>
-          </w:p>
-          <w:p>
-            <w:pPr>
-              <w:spacing w:line="276" w:lineRule="auto" w:after="40"/>
-              <w:jc w:val="left"/>
-            </w:pPr>
-            <w:r>
-              <w:rPr>
-                <w:rFonts w:ascii="Times New Roman" w:hAnsi="Times New Roman" w:cs="Times New Roman" w:eastAsia="Times New Roman"/>
-                <w:b w:val="0"/>
-                <w:i w:val="0"/>
-                <w:sz w:val="26"/>
-              </w:rPr>
-              <w:t>- Hướng dẫn nhận biết chiều lắp chốt và cổng cắm động cơ.</w:t>
-            </w:r>
-          </w:p>
-          <w:p>
-            <w:pPr>
-              <w:spacing w:line="276" w:lineRule="auto" w:after="40"/>
-              <w:jc w:val="left"/>
-            </w:pPr>
-            <w:r>
-              <w:rPr>
-                <w:rFonts w:ascii="Times New Roman" w:hAnsi="Times New Roman" w:cs="Times New Roman" w:eastAsia="Times New Roman"/>
-                <w:b w:val="0"/>
-                <w:i w:val="0"/>
-                <w:sz w:val="26"/>
-              </w:rPr>
-              <w:t>Bước 2: Học sinh tiếp nhận nhiệm vụ học tập:</w:t>
-            </w:r>
-          </w:p>
-          <w:p>
-            <w:pPr>
-              <w:spacing w:line="276" w:lineRule="auto" w:after="40"/>
-              <w:jc w:val="left"/>
-            </w:pPr>
-            <w:r>
-              <w:rPr>
-                <w:rFonts w:ascii="Times New Roman" w:hAnsi="Times New Roman" w:cs="Times New Roman" w:eastAsia="Times New Roman"/>
-                <w:b w:val="0"/>
-                <w:i w:val="0"/>
-                <w:sz w:val="26"/>
-              </w:rPr>
-              <w:t>- HS tiếp nhận phiếu, quan sát các góc ghép linh kiện.</w:t>
-            </w:r>
-          </w:p>
-          <w:p>
-            <w:pPr>
-              <w:spacing w:line="276" w:lineRule="auto" w:after="40"/>
-              <w:jc w:val="left"/>
-            </w:pPr>
-            <w:r>
-              <w:rPr>
-                <w:rFonts w:ascii="Times New Roman" w:hAnsi="Times New Roman" w:cs="Times New Roman" w:eastAsia="Times New Roman"/>
-                <w:b w:val="0"/>
-                <w:i w:val="0"/>
-                <w:sz w:val="26"/>
-              </w:rPr>
-              <w:t>- HS đối chiếu danh mục, nhặt đúng số lượng chốt và khung nối.</w:t>
-            </w:r>
-          </w:p>
-          <w:p>
-            <w:pPr>
-              <w:spacing w:line="276" w:lineRule="auto" w:after="40"/>
-              <w:jc w:val="left"/>
-            </w:pPr>
-            <w:r>
-              <w:rPr>
-                <w:rFonts w:ascii="Times New Roman" w:hAnsi="Times New Roman" w:cs="Times New Roman" w:eastAsia="Times New Roman"/>
-                <w:b w:val="0"/>
-                <w:i w:val="0"/>
-                <w:sz w:val="26"/>
-              </w:rPr>
-              <w:t>Bước 3: Báo cáo kết quả hoạt động:</w:t>
-            </w:r>
-          </w:p>
-          <w:p>
-            <w:pPr>
-              <w:spacing w:line="276" w:lineRule="auto" w:after="40"/>
-              <w:jc w:val="left"/>
-            </w:pPr>
-            <w:r>
-              <w:rPr>
-                <w:rFonts w:ascii="Times New Roman" w:hAnsi="Times New Roman" w:cs="Times New Roman" w:eastAsia="Times New Roman"/>
-                <w:b w:val="0"/>
-                <w:i w:val="0"/>
-                <w:sz w:val="26"/>
-              </w:rPr>
-              <w:t>- GV kiểm tra khay linh kiện từng nhóm tại bàn.</w:t>
-            </w:r>
-          </w:p>
-          <w:p>
-            <w:pPr>
-              <w:spacing w:line="276" w:lineRule="auto" w:after="40"/>
-              <w:jc w:val="left"/>
-            </w:pPr>
-            <w:r>
-              <w:rPr>
-                <w:rFonts w:ascii="Times New Roman" w:hAnsi="Times New Roman" w:cs="Times New Roman" w:eastAsia="Times New Roman"/>
-                <w:b w:val="0"/>
-                <w:i w:val="0"/>
-                <w:sz w:val="26"/>
-              </w:rPr>
-              <w:t>- Đại diện nhóm giơ khay linh kiện để kiểm tra.</w:t>
-            </w:r>
-          </w:p>
-          <w:p>
-            <w:pPr>
-              <w:spacing w:line="276" w:lineRule="auto" w:after="40"/>
-              <w:jc w:val="left"/>
-            </w:pPr>
-            <w:r>
-              <w:rPr>
-                <w:rFonts w:ascii="Times New Roman" w:hAnsi="Times New Roman" w:cs="Times New Roman" w:eastAsia="Times New Roman"/>
-                <w:b w:val="0"/>
-                <w:i w:val="0"/>
-                <w:sz w:val="26"/>
-              </w:rPr>
-              <w:t>Bước 4: Đánh giá kết quả thực hiện nhiệm vụ:</w:t>
-            </w:r>
-          </w:p>
-          <w:p>
-            <w:pPr>
-              <w:spacing w:line="276" w:lineRule="auto" w:after="40"/>
-              <w:jc w:val="left"/>
-            </w:pPr>
-            <w:r>
-              <w:rPr>
-                <w:rFonts w:ascii="Times New Roman" w:hAnsi="Times New Roman" w:cs="Times New Roman" w:eastAsia="Times New Roman"/>
-                <w:b w:val="0"/>
-                <w:i w:val="0"/>
-                <w:sz w:val="26"/>
-              </w:rPr>
-              <w:t>- GV chốt quy trình các bước lắp ráp mô hình robot.</w:t>
+            <w:r>
+              <w:rPr>
+                <w:rFonts w:ascii="Times New Roman" w:hAnsi="Times New Roman"/>
+                <w:sz w:val="26"/>
+              </w:rPr>
+              <w:t>+ GV đặt câu hỏi cho HS.</w:t>
+              <w:br/>
+              <w:t>+ HS chia sẻ những hiểu biết của bản thân.</w:t>
+            </w:r>
+            <w:r>
+              <w:rPr>
+                <w:rFonts w:ascii="Times New Roman" w:hAnsi="Times New Roman" w:cs="Times New Roman" w:eastAsia="Times New Roman"/>
+                <w:b w:val="0"/>
+                <w:i w:val="0"/>
+                <w:sz w:val="26"/>
+              </w:rPr>
+            </w:r>
+          </w:p>
+          <w:p>
+            <w:pPr>
+              <w:spacing w:line="276" w:lineRule="auto" w:after="40"/>
+              <w:jc w:val="left"/>
+            </w:pPr>
+            <w:r>
+              <w:rPr>
+                <w:rFonts w:ascii="Times New Roman" w:hAnsi="Times New Roman" w:cs="Times New Roman" w:eastAsia="Times New Roman"/>
+                <w:b w:val="0"/>
+                <w:i w:val="0"/>
+                <w:sz w:val="26"/>
+              </w:rPr>
+            </w:r>
+          </w:p>
+          <w:p>
+            <w:pPr>
+              <w:spacing w:line="276" w:lineRule="auto" w:after="40"/>
+              <w:jc w:val="left"/>
+            </w:pPr>
+            <w:r>
+              <w:rPr>
+                <w:rFonts w:ascii="Times New Roman" w:hAnsi="Times New Roman" w:cs="Times New Roman" w:eastAsia="Times New Roman"/>
+                <w:b w:val="0"/>
+                <w:i w:val="0"/>
+                <w:sz w:val="26"/>
+              </w:rPr>
+            </w:r>
+          </w:p>
+          <w:p>
+            <w:pPr>
+              <w:spacing w:line="276" w:lineRule="auto" w:after="40"/>
+              <w:jc w:val="left"/>
+            </w:pPr>
+            <w:r>
+              <w:rPr>
+                <w:rFonts w:ascii="Times New Roman" w:hAnsi="Times New Roman" w:cs="Times New Roman" w:eastAsia="Times New Roman"/>
+                <w:b w:val="0"/>
+                <w:i w:val="0"/>
+                <w:sz w:val="26"/>
+              </w:rPr>
+            </w:r>
+          </w:p>
+          <w:p>
+            <w:pPr>
+              <w:spacing w:line="276" w:lineRule="auto" w:after="40"/>
+              <w:jc w:val="left"/>
+            </w:pPr>
+            <w:r>
+              <w:rPr>
+                <w:rFonts w:ascii="Times New Roman" w:hAnsi="Times New Roman" w:cs="Times New Roman" w:eastAsia="Times New Roman"/>
+                <w:b w:val="0"/>
+                <w:i w:val="0"/>
+                <w:sz w:val="26"/>
+              </w:rPr>
+            </w:r>
+          </w:p>
+          <w:p>
+            <w:pPr>
+              <w:spacing w:line="276" w:lineRule="auto" w:after="40"/>
+              <w:jc w:val="left"/>
+            </w:pPr>
+            <w:r>
+              <w:rPr>
+                <w:rFonts w:ascii="Times New Roman" w:hAnsi="Times New Roman" w:cs="Times New Roman" w:eastAsia="Times New Roman"/>
+                <w:b w:val="0"/>
+                <w:i w:val="0"/>
+                <w:sz w:val="26"/>
+              </w:rPr>
+            </w:r>
+          </w:p>
+          <w:p>
+            <w:pPr>
+              <w:spacing w:line="276" w:lineRule="auto" w:after="40"/>
+              <w:jc w:val="left"/>
+            </w:pPr>
+            <w:r>
+              <w:rPr>
+                <w:rFonts w:ascii="Times New Roman" w:hAnsi="Times New Roman" w:cs="Times New Roman" w:eastAsia="Times New Roman"/>
+                <w:b w:val="0"/>
+                <w:i w:val="0"/>
+                <w:sz w:val="26"/>
+              </w:rPr>
+            </w:r>
+          </w:p>
+          <w:p>
+            <w:pPr>
+              <w:spacing w:line="276" w:lineRule="auto" w:after="40"/>
+              <w:jc w:val="left"/>
+            </w:pPr>
+            <w:r>
+              <w:rPr>
+                <w:rFonts w:ascii="Times New Roman" w:hAnsi="Times New Roman" w:cs="Times New Roman" w:eastAsia="Times New Roman"/>
+                <w:b w:val="0"/>
+                <w:i w:val="0"/>
+                <w:sz w:val="26"/>
+              </w:rPr>
+            </w:r>
+          </w:p>
+          <w:p>
+            <w:pPr>
+              <w:spacing w:line="276" w:lineRule="auto" w:after="40"/>
+              <w:jc w:val="left"/>
+            </w:pPr>
+            <w:r>
+              <w:rPr>
+                <w:rFonts w:ascii="Times New Roman" w:hAnsi="Times New Roman" w:cs="Times New Roman" w:eastAsia="Times New Roman"/>
+                <w:b w:val="0"/>
+                <w:i w:val="0"/>
+                <w:sz w:val="26"/>
+              </w:rPr>
+            </w:r>
+          </w:p>
+          <w:p>
+            <w:pPr>
+              <w:spacing w:line="276" w:lineRule="auto" w:after="40"/>
+              <w:jc w:val="left"/>
+            </w:pPr>
+            <w:r>
+              <w:rPr>
+                <w:rFonts w:ascii="Times New Roman" w:hAnsi="Times New Roman" w:cs="Times New Roman" w:eastAsia="Times New Roman"/>
+                <w:b w:val="0"/>
+                <w:i w:val="0"/>
+                <w:sz w:val="26"/>
+              </w:rPr>
+            </w:r>
+          </w:p>
+          <w:p>
+            <w:pPr>
+              <w:spacing w:line="276" w:lineRule="auto" w:after="40"/>
+              <w:jc w:val="left"/>
+            </w:pPr>
+            <w:r>
+              <w:rPr>
+                <w:rFonts w:ascii="Times New Roman" w:hAnsi="Times New Roman" w:cs="Times New Roman" w:eastAsia="Times New Roman"/>
+                <w:b w:val="0"/>
+                <w:i w:val="0"/>
+                <w:sz w:val="26"/>
+              </w:rPr>
             </w:r>
           </w:p>
         </w:tc>
@@ -1441,30 +1445,44 @@
               <w:spacing w:line="276" w:lineRule="auto" w:after="40"/>
               <w:jc w:val="left"/>
             </w:pPr>
-            <w:r/>
-            <w:r>
-              <w:rPr>
-                <w:rFonts w:ascii="Times New Roman" w:hAnsi="Times New Roman" w:cs="Times New Roman" w:eastAsia="Times New Roman"/>
-                <w:b w:val="0"/>
-                <w:i w:val="0"/>
-                <w:sz w:val="26"/>
-              </w:rPr>
-              <w:t>HS nắm vững quy trình các bước lắp ráp.</w:t>
-            </w:r>
-          </w:p>
-          <w:p>
-            <w:pPr>
-              <w:spacing w:line="276" w:lineRule="auto" w:after="40"/>
-              <w:jc w:val="left"/>
-            </w:pPr>
-            <w:r>
-              <w:rPr>
-                <w:rFonts w:ascii="Times New Roman" w:hAnsi="Times New Roman" w:cs="Times New Roman" w:eastAsia="Times New Roman"/>
-                <w:b w:val="0"/>
-                <w:i w:val="0"/>
-                <w:sz w:val="26"/>
-              </w:rPr>
-              <w:t>Danh mục linh kiện đầy đủ, chuẩn xác.</w:t>
+            <w:r>
+              <w:rPr>
+                <w:rFonts w:ascii="Times New Roman" w:hAnsi="Times New Roman"/>
+                <w:sz w:val="26"/>
+              </w:rPr>
+              <w:t>+ Nêu được khái niệm lực hấp dẫn, trọng lực.</w:t>
+              <w:br/>
+              <w:t>+ Nêu được vai trò của trọng lực đối với đời sống con người.</w:t>
+              <w:br/>
+              <w:t>Câu trả lời của HS.</w:t>
+              <w:br/>
+              <w:t>+ Lực hấp dẫn là lực tác dụng từ xa, thông qua khoảng không gian giữa hai hay nhiều vật. Trong Vật lí học, lực hấp dẫn là lực hút giữa các vật chất, lực hấp dẫn tỉ lệ với khối lượng của chúng (khối lượng của các vật càng lớn thì lực hút giữa chúng càng lớn và ngược lại).</w:t>
+              <w:br/>
+              <w:t>+ Trọng lực là trường hợp riêng của lực hấp dẫn. Trọng lực của một vật là lực hấp dẫn của vật đó và Trái Đất.</w:t>
+              <w:br/>
+              <w:t>+ Vai trò của lực hấp dẫn: nếu không có lực hấp dẫn, con người và vạn vật trên Trái Đất sẽ trôi nổi vô định trong không gian.</w:t>
+            </w:r>
+            <w:r>
+              <w:rPr>
+                <w:rFonts w:ascii="Times New Roman" w:hAnsi="Times New Roman" w:cs="Times New Roman" w:eastAsia="Times New Roman"/>
+                <w:b w:val="0"/>
+                <w:i w:val="0"/>
+                <w:sz w:val="26"/>
+              </w:rPr>
+            </w:r>
+          </w:p>
+          <w:p>
+            <w:pPr>
+              <w:spacing w:line="276" w:lineRule="auto" w:after="40"/>
+              <w:jc w:val="left"/>
+            </w:pPr>
+            <w:r>
+              <w:rPr>
+                <w:rFonts w:ascii="Times New Roman" w:hAnsi="Times New Roman" w:cs="Times New Roman" w:eastAsia="Times New Roman"/>
+                <w:b w:val="0"/>
+                <w:i w:val="0"/>
+                <w:sz w:val="26"/>
+              </w:rPr>
             </w:r>
           </w:p>
         </w:tc>
@@ -1672,165 +1690,205 @@
               <w:spacing w:line="276" w:lineRule="auto" w:after="40"/>
               <w:jc w:val="left"/>
             </w:pPr>
-            <w:r/>
-            <w:r>
-              <w:rPr>
-                <w:rFonts w:ascii="Times New Roman" w:hAnsi="Times New Roman" w:cs="Times New Roman" w:eastAsia="Times New Roman"/>
-                <w:b w:val="0"/>
-                <w:i w:val="0"/>
-                <w:sz w:val="26"/>
-              </w:rPr>
-              <w:t>Bước 1: Chuyển giao nhiệm vụ học tập:</w:t>
-            </w:r>
-          </w:p>
-          <w:p>
-            <w:pPr>
-              <w:spacing w:line="276" w:lineRule="auto" w:after="40"/>
-              <w:jc w:val="left"/>
-            </w:pPr>
-            <w:r>
-              <w:rPr>
-                <w:rFonts w:ascii="Times New Roman" w:hAnsi="Times New Roman" w:cs="Times New Roman" w:eastAsia="Times New Roman"/>
-                <w:b w:val="0"/>
-                <w:i w:val="0"/>
-                <w:sz w:val="26"/>
-              </w:rPr>
-              <w:t>- GV giao nhiệm vụ cho từng nhóm lắp ráp mô hình Bài 11. Lực hấp dẫn.</w:t>
-            </w:r>
-          </w:p>
-          <w:p>
-            <w:pPr>
-              <w:spacing w:line="276" w:lineRule="auto" w:after="40"/>
-              <w:jc w:val="left"/>
-            </w:pPr>
-            <w:r>
-              <w:rPr>
-                <w:rFonts w:ascii="Times New Roman" w:hAnsi="Times New Roman" w:cs="Times New Roman" w:eastAsia="Times New Roman"/>
-                <w:b w:val="0"/>
-                <w:i w:val="0"/>
-                <w:sz w:val="26"/>
-              </w:rPr>
-              <w:t>Bước 2: Học sinh tiếp nhận nhiệm vụ học tập:</w:t>
-            </w:r>
-          </w:p>
-          <w:p>
-            <w:pPr>
-              <w:spacing w:line="276" w:lineRule="auto" w:after="40"/>
-              <w:jc w:val="left"/>
-            </w:pPr>
-            <w:r>
-              <w:rPr>
-                <w:rFonts w:ascii="Times New Roman" w:hAnsi="Times New Roman" w:cs="Times New Roman" w:eastAsia="Times New Roman"/>
-                <w:b w:val="0"/>
-                <w:i w:val="0"/>
-                <w:sz w:val="26"/>
-              </w:rPr>
-              <w:t>- HS phân công nhiệm vụ (xem sơ đồ, lắp khung, chọn chốt).</w:t>
-            </w:r>
-          </w:p>
-          <w:p>
-            <w:pPr>
-              <w:spacing w:line="276" w:lineRule="auto" w:after="40"/>
-              <w:jc w:val="left"/>
-            </w:pPr>
-            <w:r>
-              <w:rPr>
-                <w:rFonts w:ascii="Times New Roman" w:hAnsi="Times New Roman" w:cs="Times New Roman" w:eastAsia="Times New Roman"/>
-                <w:b w:val="0"/>
-                <w:i w:val="0"/>
-                <w:sz w:val="26"/>
-              </w:rPr>
-              <w:t>- HS tiến hành lắp ráp cẩn thận từng chi tiết theo sơ đồ.</w:t>
-            </w:r>
-          </w:p>
-          <w:p>
-            <w:pPr>
-              <w:spacing w:line="276" w:lineRule="auto" w:after="40"/>
-              <w:jc w:val="left"/>
-            </w:pPr>
-            <w:r>
-              <w:rPr>
-                <w:rFonts w:ascii="Times New Roman" w:hAnsi="Times New Roman" w:cs="Times New Roman" w:eastAsia="Times New Roman"/>
-                <w:b w:val="0"/>
-                <w:i w:val="0"/>
-                <w:sz w:val="26"/>
-              </w:rPr>
-              <w:t>Bước 3: Báo cáo kết quả hoạt động:</w:t>
-            </w:r>
-          </w:p>
-          <w:p>
-            <w:pPr>
-              <w:spacing w:line="276" w:lineRule="auto" w:after="40"/>
-              <w:jc w:val="left"/>
-            </w:pPr>
-            <w:r>
-              <w:rPr>
-                <w:rFonts w:ascii="Times New Roman" w:hAnsi="Times New Roman" w:cs="Times New Roman" w:eastAsia="Times New Roman"/>
-                <w:b w:val="0"/>
-                <w:i w:val="0"/>
-                <w:sz w:val="26"/>
-              </w:rPr>
-              <w:t>- GV yêu cầu các nhóm cấp nguồn/nạp code và cho robot vận hành thử.</w:t>
-            </w:r>
-          </w:p>
-          <w:p>
-            <w:pPr>
-              <w:spacing w:line="276" w:lineRule="auto" w:after="40"/>
-              <w:jc w:val="left"/>
-            </w:pPr>
-            <w:r>
-              <w:rPr>
-                <w:rFonts w:ascii="Times New Roman" w:hAnsi="Times New Roman" w:cs="Times New Roman" w:eastAsia="Times New Roman"/>
-                <w:b w:val="0"/>
-                <w:i w:val="0"/>
-                <w:sz w:val="26"/>
-              </w:rPr>
-              <w:t>- HS đặt robot lên bàn thử nghiệm, quan sát hoạt động.</w:t>
-            </w:r>
-          </w:p>
-          <w:p>
-            <w:pPr>
-              <w:spacing w:line="276" w:lineRule="auto" w:after="40"/>
-              <w:jc w:val="left"/>
-            </w:pPr>
-            <w:r>
-              <w:rPr>
-                <w:rFonts w:ascii="Times New Roman" w:hAnsi="Times New Roman" w:cs="Times New Roman" w:eastAsia="Times New Roman"/>
-                <w:b w:val="0"/>
-                <w:i w:val="0"/>
-                <w:sz w:val="26"/>
-              </w:rPr>
-              <w:t>Bước 4: Đánh giá kết quả thực hiện nhiệm vụ:</w:t>
-            </w:r>
-          </w:p>
-          <w:p>
-            <w:pPr>
-              <w:spacing w:line="276" w:lineRule="auto" w:after="40"/>
-              <w:jc w:val="left"/>
-            </w:pPr>
-            <w:r>
-              <w:rPr>
-                <w:rFonts w:ascii="Times New Roman" w:hAnsi="Times New Roman" w:cs="Times New Roman" w:eastAsia="Times New Roman"/>
-                <w:b w:val="0"/>
-                <w:i w:val="0"/>
-                <w:sz w:val="26"/>
-              </w:rPr>
-              <w:t>- GV đánh giá sản phẩm thực hành, chấm điểm tiêu chí kỹ thuật.</w:t>
-            </w:r>
-          </w:p>
-          <w:p>
-            <w:pPr>
-              <w:spacing w:line="276" w:lineRule="auto" w:after="40"/>
-              <w:jc w:val="left"/>
-            </w:pPr>
-            <w:r>
-              <w:rPr>
-                <w:rFonts w:ascii="Times New Roman" w:hAnsi="Times New Roman" w:cs="Times New Roman" w:eastAsia="Times New Roman"/>
-                <w:b w:val="0"/>
-                <w:i w:val="0"/>
-                <w:sz w:val="26"/>
-              </w:rPr>
-              <w:t>- HS tinh chỉnh lại chốt nối nếu robot bị kẹt hoặc di chuyển lệch.</w:t>
+            <w:r>
+              <w:rPr>
+                <w:rFonts w:ascii="Times New Roman" w:hAnsi="Times New Roman"/>
+                <w:sz w:val="26"/>
+              </w:rPr>
+              <w:t>+ GV yêu cầu HS mở hộp, lựa chọn các mảnh ghép và lắp ghép theo hướng dẫn trong   sách. Lưu ý cách sử dụng chốt trong suốt.</w:t>
+              <w:br/>
+              <w:t>+ HS tiến hành lắp ráp robot Đua ngựa.</w:t>
+            </w:r>
+            <w:r>
+              <w:rPr>
+                <w:rFonts w:ascii="Times New Roman" w:hAnsi="Times New Roman" w:cs="Times New Roman" w:eastAsia="Times New Roman"/>
+                <w:b w:val="0"/>
+                <w:i w:val="0"/>
+                <w:sz w:val="26"/>
+              </w:rPr>
+            </w:r>
+          </w:p>
+          <w:p>
+            <w:pPr>
+              <w:spacing w:line="276" w:lineRule="auto" w:after="40"/>
+              <w:jc w:val="left"/>
+            </w:pPr>
+            <w:r>
+              <w:rPr>
+                <w:rFonts w:ascii="Times New Roman" w:hAnsi="Times New Roman" w:cs="Times New Roman" w:eastAsia="Times New Roman"/>
+                <w:b w:val="0"/>
+                <w:i w:val="0"/>
+                <w:sz w:val="26"/>
+              </w:rPr>
+            </w:r>
+          </w:p>
+          <w:p>
+            <w:pPr>
+              <w:spacing w:line="276" w:lineRule="auto" w:after="40"/>
+              <w:jc w:val="left"/>
+            </w:pPr>
+            <w:r>
+              <w:rPr>
+                <w:rFonts w:ascii="Times New Roman" w:hAnsi="Times New Roman" w:cs="Times New Roman" w:eastAsia="Times New Roman"/>
+                <w:b w:val="0"/>
+                <w:i w:val="0"/>
+                <w:sz w:val="26"/>
+              </w:rPr>
+            </w:r>
+          </w:p>
+          <w:p>
+            <w:pPr>
+              <w:spacing w:line="276" w:lineRule="auto" w:after="40"/>
+              <w:jc w:val="left"/>
+            </w:pPr>
+            <w:r>
+              <w:rPr>
+                <w:rFonts w:ascii="Times New Roman" w:hAnsi="Times New Roman" w:cs="Times New Roman" w:eastAsia="Times New Roman"/>
+                <w:b w:val="0"/>
+                <w:i w:val="0"/>
+                <w:sz w:val="26"/>
+              </w:rPr>
+            </w:r>
+          </w:p>
+          <w:p>
+            <w:pPr>
+              <w:spacing w:line="276" w:lineRule="auto" w:after="40"/>
+              <w:jc w:val="left"/>
+            </w:pPr>
+            <w:r>
+              <w:rPr>
+                <w:rFonts w:ascii="Times New Roman" w:hAnsi="Times New Roman" w:cs="Times New Roman" w:eastAsia="Times New Roman"/>
+                <w:b w:val="0"/>
+                <w:i w:val="0"/>
+                <w:sz w:val="26"/>
+              </w:rPr>
+            </w:r>
+          </w:p>
+          <w:p>
+            <w:pPr>
+              <w:spacing w:line="276" w:lineRule="auto" w:after="40"/>
+              <w:jc w:val="left"/>
+            </w:pPr>
+            <w:r>
+              <w:rPr>
+                <w:rFonts w:ascii="Times New Roman" w:hAnsi="Times New Roman" w:cs="Times New Roman" w:eastAsia="Times New Roman"/>
+                <w:b w:val="0"/>
+                <w:i w:val="0"/>
+                <w:sz w:val="26"/>
+              </w:rPr>
+            </w:r>
+          </w:p>
+          <w:p>
+            <w:pPr>
+              <w:spacing w:line="276" w:lineRule="auto" w:after="40"/>
+              <w:jc w:val="left"/>
+            </w:pPr>
+            <w:r>
+              <w:rPr>
+                <w:rFonts w:ascii="Times New Roman" w:hAnsi="Times New Roman" w:cs="Times New Roman" w:eastAsia="Times New Roman"/>
+                <w:b w:val="0"/>
+                <w:i w:val="0"/>
+                <w:sz w:val="26"/>
+              </w:rPr>
+            </w:r>
+          </w:p>
+          <w:p>
+            <w:pPr>
+              <w:spacing w:line="276" w:lineRule="auto" w:after="40"/>
+              <w:jc w:val="left"/>
+            </w:pPr>
+            <w:r>
+              <w:rPr>
+                <w:rFonts w:ascii="Times New Roman" w:hAnsi="Times New Roman" w:cs="Times New Roman" w:eastAsia="Times New Roman"/>
+                <w:b w:val="0"/>
+                <w:i w:val="0"/>
+                <w:sz w:val="26"/>
+              </w:rPr>
+            </w:r>
+          </w:p>
+          <w:p>
+            <w:pPr>
+              <w:spacing w:line="276" w:lineRule="auto" w:after="40"/>
+              <w:jc w:val="left"/>
+            </w:pPr>
+            <w:r>
+              <w:rPr>
+                <w:rFonts w:ascii="Times New Roman" w:hAnsi="Times New Roman" w:cs="Times New Roman" w:eastAsia="Times New Roman"/>
+                <w:b w:val="0"/>
+                <w:i w:val="0"/>
+                <w:sz w:val="26"/>
+              </w:rPr>
+            </w:r>
+          </w:p>
+          <w:p>
+            <w:pPr>
+              <w:spacing w:line="276" w:lineRule="auto" w:after="40"/>
+              <w:jc w:val="left"/>
+            </w:pPr>
+            <w:r>
+              <w:rPr>
+                <w:rFonts w:ascii="Times New Roman" w:hAnsi="Times New Roman" w:cs="Times New Roman" w:eastAsia="Times New Roman"/>
+                <w:b w:val="0"/>
+                <w:i w:val="0"/>
+                <w:sz w:val="26"/>
+              </w:rPr>
+            </w:r>
+          </w:p>
+          <w:p>
+            <w:pPr>
+              <w:spacing w:line="276" w:lineRule="auto" w:after="40"/>
+              <w:jc w:val="left"/>
+            </w:pPr>
+            <w:r>
+              <w:rPr>
+                <w:rFonts w:ascii="Times New Roman" w:hAnsi="Times New Roman" w:cs="Times New Roman" w:eastAsia="Times New Roman"/>
+                <w:b w:val="0"/>
+                <w:i w:val="0"/>
+                <w:sz w:val="26"/>
+              </w:rPr>
+            </w:r>
+          </w:p>
+          <w:p>
+            <w:pPr>
+              <w:jc w:val="center"/>
+            </w:pPr>
+            <w:r>
+              <w:drawing>
+                <wp:inline distT="0" distB="0" distL="0" distR="0" wp14:anchorId="6601F60F" wp14:editId="4B8EF536">
+                  <wp:extent cx="2980040" cy="2496368"/>
+                  <wp:effectExtent l="0" t="0" r="0" b="0"/>
+                  <wp:docPr id="168" name="picture 168" descr="Sung. Tên ảnh gốc: CLP00001b38000c.bmp Kích thước ảnh gốc: rộng 773 pixel x cao 692 pixel"/>
+                  <wp:cNvGraphicFramePr/>
+                  <a:graphic xmlns:a="http://schemas.openxmlformats.org/drawingml/2006/main">
+                    <a:graphicData uri="http://schemas.openxmlformats.org/drawingml/2006/picture">
+                      <pic:pic xmlns:pic="http://schemas.openxmlformats.org/drawingml/2006/picture">
+                        <pic:nvPicPr>
+                          <pic:cNvPr id="0" name="pic"/>
+                          <pic:cNvPicPr/>
+                        </pic:nvPicPr>
+                        <pic:blipFill>
+                          <a:blip r:embed="rId16" cstate="print">
+                            <a:lum/>
+                          </a:blip>
+                          <a:srcRect/>
+                          <a:stretch>
+                            <a:fillRect/>
+                          </a:stretch>
+                        </pic:blipFill>
+                        <pic:spPr>
+                          <a:xfrm>
+                            <a:off x="0" y="0"/>
+                            <a:ext cx="2988433" cy="2503399"/>
+                          </a:xfrm>
+                          <a:prstGeom prst="rect">
+                            <a:avLst/>
+                          </a:prstGeom>
+                        </pic:spPr>
+                      </pic:pic>
+                    </a:graphicData>
+                  </a:graphic>
+                </wp:inline>
+              </w:drawing>
             </w:r>
           </w:p>
         </w:tc>
@@ -1849,30 +1907,34 @@
               <w:spacing w:line="276" w:lineRule="auto" w:after="40"/>
               <w:jc w:val="left"/>
             </w:pPr>
-            <w:r/>
-            <w:r>
-              <w:rPr>
-                <w:rFonts w:ascii="Times New Roman" w:hAnsi="Times New Roman" w:cs="Times New Roman" w:eastAsia="Times New Roman"/>
-                <w:b w:val="0"/>
-                <w:i w:val="0"/>
-                <w:sz w:val="26"/>
-              </w:rPr>
-              <w:t>Mô hình robot Bài 11. Lực hấp dẫn hoàn thiện.</w:t>
-            </w:r>
-          </w:p>
-          <w:p>
-            <w:pPr>
-              <w:spacing w:line="276" w:lineRule="auto" w:after="40"/>
-              <w:jc w:val="left"/>
-            </w:pPr>
-            <w:r>
-              <w:rPr>
-                <w:rFonts w:ascii="Times New Roman" w:hAnsi="Times New Roman" w:cs="Times New Roman" w:eastAsia="Times New Roman"/>
-                <w:b w:val="0"/>
-                <w:i w:val="0"/>
-                <w:sz w:val="26"/>
-              </w:rPr>
-              <w:t>Robot vận hành chính xác, trơn tru.</w:t>
+            <w:r>
+              <w:rPr>
+                <w:rFonts w:ascii="Times New Roman" w:hAnsi="Times New Roman"/>
+                <w:sz w:val="26"/>
+              </w:rPr>
+              <w:t>Sản phẩm robot của HS.</w:t>
+            </w:r>
+            <w:r>
+              <w:rPr>
+                <w:rFonts w:ascii="Times New Roman" w:hAnsi="Times New Roman" w:cs="Times New Roman" w:eastAsia="Times New Roman"/>
+                <w:b w:val="0"/>
+                <w:i w:val="0"/>
+                <w:sz w:val="26"/>
+              </w:rPr>
+            </w:r>
+          </w:p>
+          <w:p>
+            <w:pPr>
+              <w:spacing w:line="276" w:lineRule="auto" w:after="40"/>
+              <w:jc w:val="left"/>
+            </w:pPr>
+            <w:r>
+              <w:rPr>
+                <w:rFonts w:ascii="Times New Roman" w:hAnsi="Times New Roman" w:cs="Times New Roman" w:eastAsia="Times New Roman"/>
+                <w:b w:val="0"/>
+                <w:i w:val="0"/>
+                <w:sz w:val="26"/>
+              </w:rPr>
             </w:r>
           </w:p>
         </w:tc>
@@ -2080,150 +2142,168 @@
               <w:spacing w:line="276" w:lineRule="auto" w:after="40"/>
               <w:jc w:val="left"/>
             </w:pPr>
-            <w:r/>
-            <w:r>
-              <w:rPr>
-                <w:rFonts w:ascii="Times New Roman" w:hAnsi="Times New Roman" w:cs="Times New Roman" w:eastAsia="Times New Roman"/>
-                <w:b w:val="0"/>
-                <w:i w:val="0"/>
-                <w:sz w:val="26"/>
-              </w:rPr>
-              <w:t>Bước 1: Chuyển giao nhiệm vụ học tập:</w:t>
-            </w:r>
-          </w:p>
-          <w:p>
-            <w:pPr>
-              <w:spacing w:line="276" w:lineRule="auto" w:after="40"/>
-              <w:jc w:val="left"/>
-            </w:pPr>
-            <w:r>
-              <w:rPr>
-                <w:rFonts w:ascii="Times New Roman" w:hAnsi="Times New Roman" w:cs="Times New Roman" w:eastAsia="Times New Roman"/>
-                <w:b w:val="0"/>
-                <w:i w:val="0"/>
-                <w:sz w:val="26"/>
-              </w:rPr>
-              <w:t>- GV đặt câu hỏi: "Em có thể cải tiến cấu trúc nào để Bài 11. Lực hấp dẫn hoạt động tốt hơn?"</w:t>
-            </w:r>
-          </w:p>
-          <w:p>
-            <w:pPr>
-              <w:spacing w:line="276" w:lineRule="auto" w:after="40"/>
-              <w:jc w:val="left"/>
-            </w:pPr>
-            <w:r>
-              <w:rPr>
-                <w:rFonts w:ascii="Times New Roman" w:hAnsi="Times New Roman" w:cs="Times New Roman" w:eastAsia="Times New Roman"/>
-                <w:b w:val="0"/>
-                <w:i w:val="0"/>
-                <w:sz w:val="26"/>
-              </w:rPr>
-              <w:t>Bước 2: Học sinh tiếp nhận nhiệm vụ học tập:</w:t>
-            </w:r>
-          </w:p>
-          <w:p>
-            <w:pPr>
-              <w:spacing w:line="276" w:lineRule="auto" w:after="40"/>
-              <w:jc w:val="left"/>
-            </w:pPr>
-            <w:r>
-              <w:rPr>
-                <w:rFonts w:ascii="Times New Roman" w:hAnsi="Times New Roman" w:cs="Times New Roman" w:eastAsia="Times New Roman"/>
-                <w:b w:val="0"/>
-                <w:i w:val="0"/>
-                <w:sz w:val="26"/>
-              </w:rPr>
-              <w:t>- HS suy nghĩ ý tưởng sáng tạo mở rộng.</w:t>
-            </w:r>
-          </w:p>
-          <w:p>
-            <w:pPr>
-              <w:spacing w:line="276" w:lineRule="auto" w:after="40"/>
-              <w:jc w:val="left"/>
-            </w:pPr>
-            <w:r>
-              <w:rPr>
-                <w:rFonts w:ascii="Times New Roman" w:hAnsi="Times New Roman" w:cs="Times New Roman" w:eastAsia="Times New Roman"/>
-                <w:b w:val="0"/>
-                <w:i w:val="0"/>
-                <w:sz w:val="26"/>
-              </w:rPr>
-              <w:t>- HS nhẹ nhàng tháo chốt, phân loại linh kiện về đúng ngăn trong hộp Kit.</w:t>
-            </w:r>
-          </w:p>
-          <w:p>
-            <w:pPr>
-              <w:spacing w:line="276" w:lineRule="auto" w:after="40"/>
-              <w:jc w:val="left"/>
-            </w:pPr>
-            <w:r>
-              <w:rPr>
-                <w:rFonts w:ascii="Times New Roman" w:hAnsi="Times New Roman" w:cs="Times New Roman" w:eastAsia="Times New Roman"/>
-                <w:b w:val="0"/>
-                <w:i w:val="0"/>
-                <w:sz w:val="26"/>
-              </w:rPr>
-              <w:t>Bước 3: Báo cáo kết quả hoạt động:</w:t>
-            </w:r>
-          </w:p>
-          <w:p>
-            <w:pPr>
-              <w:spacing w:line="276" w:lineRule="auto" w:after="40"/>
-              <w:jc w:val="left"/>
-            </w:pPr>
-            <w:r>
-              <w:rPr>
-                <w:rFonts w:ascii="Times New Roman" w:hAnsi="Times New Roman" w:cs="Times New Roman" w:eastAsia="Times New Roman"/>
-                <w:b w:val="0"/>
-                <w:i w:val="0"/>
-                <w:sz w:val="26"/>
-              </w:rPr>
-              <w:t>- 1-2 HS trình bày ý tưởng nâng cấp robot trước lớp.</w:t>
-            </w:r>
-          </w:p>
-          <w:p>
-            <w:pPr>
-              <w:spacing w:line="276" w:lineRule="auto" w:after="40"/>
-              <w:jc w:val="left"/>
-            </w:pPr>
-            <w:r>
-              <w:rPr>
-                <w:rFonts w:ascii="Times New Roman" w:hAnsi="Times New Roman" w:cs="Times New Roman" w:eastAsia="Times New Roman"/>
-                <w:b w:val="0"/>
-                <w:i w:val="0"/>
-                <w:sz w:val="26"/>
-              </w:rPr>
-              <w:t>Bước 4: Giáo viên nhắc nhở nhiệm vụ về nhà:</w:t>
-            </w:r>
-          </w:p>
-          <w:p>
-            <w:pPr>
-              <w:spacing w:line="276" w:lineRule="auto" w:after="40"/>
-              <w:jc w:val="left"/>
-            </w:pPr>
-            <w:r>
-              <w:rPr>
-                <w:rFonts w:ascii="Times New Roman" w:hAnsi="Times New Roman" w:cs="Times New Roman" w:eastAsia="Times New Roman"/>
-                <w:b w:val="0"/>
-                <w:i w:val="0"/>
-                <w:sz w:val="26"/>
-              </w:rPr>
-              <w:t>- GV dặn dò nhiệm vụ chuẩn bị cho bài học tiếp theo.</w:t>
-            </w:r>
-          </w:p>
-          <w:p>
-            <w:pPr>
-              <w:spacing w:line="276" w:lineRule="auto" w:after="40"/>
-              <w:jc w:val="left"/>
-            </w:pPr>
-            <w:r>
-              <w:rPr>
-                <w:rFonts w:ascii="Times New Roman" w:hAnsi="Times New Roman" w:cs="Times New Roman" w:eastAsia="Times New Roman"/>
-                <w:b w:val="0"/>
-                <w:i w:val="0"/>
-                <w:sz w:val="26"/>
-              </w:rPr>
-              <w:t>- HS thu dọn bàn học, nộp lại hộp Kit Robotics ngăn nắp.</w:t>
+            <w:r>
+              <w:rPr>
+                <w:rFonts w:ascii="Times New Roman" w:hAnsi="Times New Roman"/>
+                <w:sz w:val="26"/>
+              </w:rPr>
+              <w:t>+ GV hướng dẫn HS lắp ráp sáng tạo thêm cho robot.</w:t>
+              <w:br/>
+              <w:t>+ HS tiến hành lắp ráp, sáng tạo dựa trên những gợi ý của GV và những mảnh ghép còn trong hộp.</w:t>
+              <w:br/>
+              <w:t>5. Tự học (Let’s move)</w:t>
+              <w:br/>
+              <w:t>- Mục tiêu: Vận hành được robot đã lắp.</w:t>
+              <w:br/>
+              <w:t>- Nội dung: HS vận hành robot vừa lắp, chơi với robot.</w:t>
+              <w:br/>
+              <w:t>+ GV tổ chức cho HS chơi với robot sau khi lắp xong.</w:t>
+              <w:br/>
+              <w:t>+ HS tự chơi với robot.</w:t>
+              <w:br/>
+              <w:t>6. Tự kiểm tra (Let’s check)</w:t>
+              <w:br/>
+              <w:t>- Mục tiêu: HS tháo được chốt, sắp xếp ngăn nắp các mảnh ghép vào trong hộp.</w:t>
+              <w:br/>
+              <w:t>- Nội dung: HS tháo chốt, sắp xếp các mảnh ghép.</w:t>
+              <w:br/>
+              <w:t>+ GV cho HS tháo chốt.</w:t>
+              <w:br/>
+              <w:t>+ HS tiến hành tháo robot, sắp xếp ngăn nắp các mảnh ghép vào trong hộp, dọn dẹp bàn ghế quanh vị trí ngồi.</w:t>
+            </w:r>
+            <w:r>
+              <w:rPr>
+                <w:rFonts w:ascii="Times New Roman" w:hAnsi="Times New Roman" w:cs="Times New Roman" w:eastAsia="Times New Roman"/>
+                <w:b w:val="0"/>
+                <w:i w:val="0"/>
+                <w:sz w:val="26"/>
+              </w:rPr>
+            </w:r>
+          </w:p>
+          <w:p>
+            <w:pPr>
+              <w:spacing w:line="276" w:lineRule="auto" w:after="40"/>
+              <w:jc w:val="left"/>
+            </w:pPr>
+            <w:r>
+              <w:rPr>
+                <w:rFonts w:ascii="Times New Roman" w:hAnsi="Times New Roman" w:cs="Times New Roman" w:eastAsia="Times New Roman"/>
+                <w:b w:val="0"/>
+                <w:i w:val="0"/>
+                <w:sz w:val="26"/>
+              </w:rPr>
+            </w:r>
+          </w:p>
+          <w:p>
+            <w:pPr>
+              <w:spacing w:line="276" w:lineRule="auto" w:after="40"/>
+              <w:jc w:val="left"/>
+            </w:pPr>
+            <w:r>
+              <w:rPr>
+                <w:rFonts w:ascii="Times New Roman" w:hAnsi="Times New Roman" w:cs="Times New Roman" w:eastAsia="Times New Roman"/>
+                <w:b w:val="0"/>
+                <w:i w:val="0"/>
+                <w:sz w:val="26"/>
+              </w:rPr>
+            </w:r>
+          </w:p>
+          <w:p>
+            <w:pPr>
+              <w:spacing w:line="276" w:lineRule="auto" w:after="40"/>
+              <w:jc w:val="left"/>
+            </w:pPr>
+            <w:r>
+              <w:rPr>
+                <w:rFonts w:ascii="Times New Roman" w:hAnsi="Times New Roman" w:cs="Times New Roman" w:eastAsia="Times New Roman"/>
+                <w:b w:val="0"/>
+                <w:i w:val="0"/>
+                <w:sz w:val="26"/>
+              </w:rPr>
+            </w:r>
+          </w:p>
+          <w:p>
+            <w:pPr>
+              <w:spacing w:line="276" w:lineRule="auto" w:after="40"/>
+              <w:jc w:val="left"/>
+            </w:pPr>
+            <w:r>
+              <w:rPr>
+                <w:rFonts w:ascii="Times New Roman" w:hAnsi="Times New Roman" w:cs="Times New Roman" w:eastAsia="Times New Roman"/>
+                <w:b w:val="0"/>
+                <w:i w:val="0"/>
+                <w:sz w:val="26"/>
+              </w:rPr>
+            </w:r>
+          </w:p>
+          <w:p>
+            <w:pPr>
+              <w:spacing w:line="276" w:lineRule="auto" w:after="40"/>
+              <w:jc w:val="left"/>
+            </w:pPr>
+            <w:r>
+              <w:rPr>
+                <w:rFonts w:ascii="Times New Roman" w:hAnsi="Times New Roman" w:cs="Times New Roman" w:eastAsia="Times New Roman"/>
+                <w:b w:val="0"/>
+                <w:i w:val="0"/>
+                <w:sz w:val="26"/>
+              </w:rPr>
+            </w:r>
+          </w:p>
+          <w:p>
+            <w:pPr>
+              <w:spacing w:line="276" w:lineRule="auto" w:after="40"/>
+              <w:jc w:val="left"/>
+            </w:pPr>
+            <w:r>
+              <w:rPr>
+                <w:rFonts w:ascii="Times New Roman" w:hAnsi="Times New Roman" w:cs="Times New Roman" w:eastAsia="Times New Roman"/>
+                <w:b w:val="0"/>
+                <w:i w:val="0"/>
+                <w:sz w:val="26"/>
+              </w:rPr>
+            </w:r>
+          </w:p>
+          <w:p>
+            <w:pPr>
+              <w:spacing w:line="276" w:lineRule="auto" w:after="40"/>
+              <w:jc w:val="left"/>
+            </w:pPr>
+            <w:r>
+              <w:rPr>
+                <w:rFonts w:ascii="Times New Roman" w:hAnsi="Times New Roman" w:cs="Times New Roman" w:eastAsia="Times New Roman"/>
+                <w:b w:val="0"/>
+                <w:i w:val="0"/>
+                <w:sz w:val="26"/>
+              </w:rPr>
+            </w:r>
+          </w:p>
+          <w:p>
+            <w:pPr>
+              <w:spacing w:line="276" w:lineRule="auto" w:after="40"/>
+              <w:jc w:val="left"/>
+            </w:pPr>
+            <w:r>
+              <w:rPr>
+                <w:rFonts w:ascii="Times New Roman" w:hAnsi="Times New Roman" w:cs="Times New Roman" w:eastAsia="Times New Roman"/>
+                <w:b w:val="0"/>
+                <w:i w:val="0"/>
+                <w:sz w:val="26"/>
+              </w:rPr>
+            </w:r>
+          </w:p>
+          <w:p>
+            <w:pPr>
+              <w:spacing w:line="276" w:lineRule="auto" w:after="40"/>
+              <w:jc w:val="left"/>
+            </w:pPr>
+            <w:r>
+              <w:rPr>
+                <w:rFonts w:ascii="Times New Roman" w:hAnsi="Times New Roman" w:cs="Times New Roman" w:eastAsia="Times New Roman"/>
+                <w:b w:val="0"/>
+                <w:i w:val="0"/>
+                <w:sz w:val="26"/>
+              </w:rPr>
             </w:r>
           </w:p>
         </w:tc>
@@ -2242,30 +2322,34 @@
               <w:spacing w:line="276" w:lineRule="auto" w:after="40"/>
               <w:jc w:val="left"/>
             </w:pPr>
-            <w:r/>
-            <w:r>
-              <w:rPr>
-                <w:rFonts w:ascii="Times New Roman" w:hAnsi="Times New Roman" w:cs="Times New Roman" w:eastAsia="Times New Roman"/>
-                <w:b w:val="0"/>
-                <w:i w:val="0"/>
-                <w:sz w:val="26"/>
-              </w:rPr>
-              <w:t>HS đề xuất được ý tưởng cải tiến mô hình robot.</w:t>
-            </w:r>
-          </w:p>
-          <w:p>
-            <w:pPr>
-              <w:spacing w:line="276" w:lineRule="auto" w:after="40"/>
-              <w:jc w:val="left"/>
-            </w:pPr>
-            <w:r>
-              <w:rPr>
-                <w:rFonts w:ascii="Times New Roman" w:hAnsi="Times New Roman" w:cs="Times New Roman" w:eastAsia="Times New Roman"/>
-                <w:b w:val="0"/>
-                <w:i w:val="0"/>
-                <w:sz w:val="26"/>
-              </w:rPr>
-              <w:t>Bộ Kit Robotics được phân loại và bảo quản tốt.</w:t>
+            <w:r>
+              <w:rPr>
+                <w:rFonts w:ascii="Times New Roman" w:hAnsi="Times New Roman"/>
+                <w:sz w:val="26"/>
+              </w:rPr>
+              <w:t>Sản phẩm robot sáng tạo của HS.</w:t>
+            </w:r>
+            <w:r>
+              <w:rPr>
+                <w:rFonts w:ascii="Times New Roman" w:hAnsi="Times New Roman" w:cs="Times New Roman" w:eastAsia="Times New Roman"/>
+                <w:b w:val="0"/>
+                <w:i w:val="0"/>
+                <w:sz w:val="26"/>
+              </w:rPr>
+            </w:r>
+          </w:p>
+          <w:p>
+            <w:pPr>
+              <w:spacing w:line="276" w:lineRule="auto" w:after="40"/>
+              <w:jc w:val="left"/>
+            </w:pPr>
+            <w:r>
+              <w:rPr>
+                <w:rFonts w:ascii="Times New Roman" w:hAnsi="Times New Roman" w:cs="Times New Roman" w:eastAsia="Times New Roman"/>
+                <w:b w:val="0"/>
+                <w:i w:val="0"/>
+                <w:sz w:val="26"/>
+              </w:rPr>
             </w:r>
           </w:p>
         </w:tc>
